--- a/docs/vignettes/05_mutate/mutate.docx
+++ b/docs/vignettes/05_mutate/mutate.docx
@@ -31,7 +31,7 @@
         <w:pStyle w:val="Date"/>
       </w:pPr>
       <w:r>
-        <w:t xml:space="preserve">2026-08-21</w:t>
+        <w:t xml:space="preserve">2026-08-24</w:t>
       </w:r>
     </w:p>
     <w:bookmarkStart w:id="11" w:name="creating-new-columns-with-mutate"/>
@@ -2470,7 +2470,7 @@
         <w:rPr>
           <w:rStyle w:val="StringTok"/>
         </w:rPr>
-        <w:t xml:space="preserve">"steelblue"</w:t>
+        <w:t xml:space="preserve">"darkblue"</w:t>
       </w:r>
       <w:r>
         <w:rPr>

--- a/docs/vignettes/05_mutate/mutate.docx
+++ b/docs/vignettes/05_mutate/mutate.docx
@@ -31,7 +31,7 @@
         <w:pStyle w:val="Date"/>
       </w:pPr>
       <w:r>
-        <w:t xml:space="preserve">2026-08-24</w:t>
+        <w:t xml:space="preserve">2026-08-25</w:t>
       </w:r>
     </w:p>
     <w:bookmarkStart w:id="11" w:name="creating-new-columns-with-mutate"/>

--- a/docs/vignettes/05_mutate/mutate.docx
+++ b/docs/vignettes/05_mutate/mutate.docx
@@ -31,7 +31,7 @@
         <w:pStyle w:val="Date"/>
       </w:pPr>
       <w:r>
-        <w:t xml:space="preserve">2026-08-25</w:t>
+        <w:t xml:space="preserve">2026-08-26</w:t>
       </w:r>
     </w:p>
     <w:bookmarkStart w:id="11" w:name="creating-new-columns-with-mutate"/>

--- a/docs/vignettes/05_mutate/mutate.docx
+++ b/docs/vignettes/05_mutate/mutate.docx
@@ -31,7 +31,7 @@
         <w:pStyle w:val="Date"/>
       </w:pPr>
       <w:r>
-        <w:t xml:space="preserve">2026-08-26</w:t>
+        <w:t xml:space="preserve">2026-08-28</w:t>
       </w:r>
     </w:p>
     <w:bookmarkStart w:id="11" w:name="creating-new-columns-with-mutate"/>

--- a/docs/vignettes/05_mutate/mutate.docx
+++ b/docs/vignettes/05_mutate/mutate.docx
@@ -31,7 +31,7 @@
         <w:pStyle w:val="Date"/>
       </w:pPr>
       <w:r>
-        <w:t xml:space="preserve">2026-08-28</w:t>
+        <w:t xml:space="preserve">2026-09-01</w:t>
       </w:r>
     </w:p>
     <w:bookmarkStart w:id="11" w:name="creating-new-columns-with-mutate"/>

--- a/docs/vignettes/05_mutate/mutate.docx
+++ b/docs/vignettes/05_mutate/mutate.docx
@@ -31,7 +31,7 @@
         <w:pStyle w:val="Date"/>
       </w:pPr>
       <w:r>
-        <w:t xml:space="preserve">2026-09-01</w:t>
+        <w:t xml:space="preserve">2026-09-03</w:t>
       </w:r>
     </w:p>
     <w:bookmarkStart w:id="11" w:name="creating-new-columns-with-mutate"/>
